--- a/klagomål/Norra skogen FSC-klagomål.docx
+++ b/klagomål/Norra skogen FSC-klagomål.docx
@@ -168,7 +168,7 @@
     </w:p>
     <w:p>
       <w:r>
-        <w:t>Detta klagomål behandlar höga naturvärden i avverkningsanmälan Norra skogen i Haninge kommun som inkom 2026-07-15 och omfattar 403,2 ha.</w:t>
+        <w:t>Detta klagomål behandlar höga naturvärden i avverkningsanmälan Norra skogen i Haninge kommun som inkom 2026-07-16 och omfattar 403,2 ha.</w:t>
       </w:r>
     </w:p>
     <w:p>
@@ -2224,7 +2224,7 @@
     <w:r>
       <w:tab/>
       <w:tab/>
-      <w:t>2026-07-15</w:t>
+      <w:t>2026-07-16</w:t>
       <w:br/>
       <w:br/>
     </w:r>

--- a/klagomål/Norra skogen FSC-klagomål.docx
+++ b/klagomål/Norra skogen FSC-klagomål.docx
@@ -168,7 +168,7 @@
     </w:p>
     <w:p>
       <w:r>
-        <w:t>Detta klagomål behandlar höga naturvärden i avverkningsanmälan Norra skogen i Haninge kommun som inkom 2026-07-16 och omfattar 403,2 ha.</w:t>
+        <w:t>Detta klagomål behandlar höga naturvärden i avverkningsanmälan Norra skogen i Haninge kommun som inkom 2026-07-17 och omfattar 403,2 ha.</w:t>
       </w:r>
     </w:p>
     <w:p>
@@ -2224,7 +2224,7 @@
     <w:r>
       <w:tab/>
       <w:tab/>
-      <w:t>2026-07-16</w:t>
+      <w:t>2026-07-17</w:t>
       <w:br/>
       <w:br/>
     </w:r>

--- a/klagomål/Norra skogen FSC-klagomål.docx
+++ b/klagomål/Norra skogen FSC-klagomål.docx
@@ -168,7 +168,7 @@
     </w:p>
     <w:p>
       <w:r>
-        <w:t>Detta klagomål behandlar höga naturvärden i avverkningsanmälan Norra skogen i Haninge kommun som inkom 2026-07-17 och omfattar 403,2 ha.</w:t>
+        <w:t>Detta klagomål behandlar höga naturvärden i avverkningsanmälan Norra skogen i Haninge kommun som inkom 2026-07-18 och omfattar 403,2 ha.</w:t>
       </w:r>
     </w:p>
     <w:p>
@@ -2224,7 +2224,7 @@
     <w:r>
       <w:tab/>
       <w:tab/>
-      <w:t>2026-07-17</w:t>
+      <w:t>2026-07-18</w:t>
       <w:br/>
       <w:br/>
     </w:r>

--- a/klagomål/Norra skogen FSC-klagomål.docx
+++ b/klagomål/Norra skogen FSC-klagomål.docx
@@ -168,7 +168,7 @@
     </w:p>
     <w:p>
       <w:r>
-        <w:t>Detta klagomål behandlar höga naturvärden i avverkningsanmälan Norra skogen i Haninge kommun som inkom 2026-07-18 och omfattar 403,2 ha.</w:t>
+        <w:t>Detta klagomål behandlar höga naturvärden i avverkningsanmälan Norra skogen i Haninge kommun som inkom 2026-07-19 och omfattar 403,2 ha.</w:t>
       </w:r>
     </w:p>
     <w:p>
@@ -2224,7 +2224,7 @@
     <w:r>
       <w:tab/>
       <w:tab/>
-      <w:t>2026-07-18</w:t>
+      <w:t>2026-07-19</w:t>
       <w:br/>
       <w:br/>
     </w:r>

--- a/klagomål/Norra skogen FSC-klagomål.docx
+++ b/klagomål/Norra skogen FSC-klagomål.docx
@@ -168,7 +168,7 @@
     </w:p>
     <w:p>
       <w:r>
-        <w:t>Detta klagomål behandlar höga naturvärden i avverkningsanmälan Norra skogen i Haninge kommun som inkom 2026-07-19 och omfattar 403,2 ha.</w:t>
+        <w:t>Detta klagomål behandlar höga naturvärden i avverkningsanmälan Norra skogen i Haninge kommun som inkom 2026-07-20 och omfattar 403,2 ha.</w:t>
       </w:r>
     </w:p>
     <w:p>
@@ -2224,7 +2224,7 @@
     <w:r>
       <w:tab/>
       <w:tab/>
-      <w:t>2026-07-19</w:t>
+      <w:t>2026-07-20</w:t>
       <w:br/>
       <w:br/>
     </w:r>

--- a/klagomål/Norra skogen FSC-klagomål.docx
+++ b/klagomål/Norra skogen FSC-klagomål.docx
@@ -168,7 +168,7 @@
     </w:p>
     <w:p>
       <w:r>
-        <w:t>Detta klagomål behandlar höga naturvärden i avverkningsanmälan Norra skogen i Haninge kommun som inkom 2026-07-20 och omfattar 403,2 ha.</w:t>
+        <w:t>Detta klagomål behandlar höga naturvärden i avverkningsanmälan Norra skogen i Haninge kommun som inkom 2026-07-21 och omfattar 403,2 ha.</w:t>
       </w:r>
     </w:p>
     <w:p>
@@ -2224,7 +2224,7 @@
     <w:r>
       <w:tab/>
       <w:tab/>
-      <w:t>2026-07-20</w:t>
+      <w:t>2026-07-21</w:t>
       <w:br/>
       <w:br/>
     </w:r>

--- a/klagomål/Norra skogen FSC-klagomål.docx
+++ b/klagomål/Norra skogen FSC-klagomål.docx
@@ -168,7 +168,7 @@
     </w:p>
     <w:p>
       <w:r>
-        <w:t>Detta klagomål behandlar höga naturvärden i avverkningsanmälan Norra skogen i Haninge kommun som inkom 2026-07-21 och omfattar 403,2 ha.</w:t>
+        <w:t>Detta klagomål behandlar höga naturvärden i avverkningsanmälan Norra skogen i Haninge kommun som inkom 2026-07-22 och omfattar 403,2 ha.</w:t>
       </w:r>
     </w:p>
     <w:p>
@@ -2224,7 +2224,7 @@
     <w:r>
       <w:tab/>
       <w:tab/>
-      <w:t>2026-07-21</w:t>
+      <w:t>2026-07-22</w:t>
       <w:br/>
       <w:br/>
     </w:r>

--- a/klagomål/Norra skogen FSC-klagomål.docx
+++ b/klagomål/Norra skogen FSC-klagomål.docx
@@ -168,7 +168,7 @@
     </w:p>
     <w:p>
       <w:r>
-        <w:t>Detta klagomål behandlar höga naturvärden i avverkningsanmälan Norra skogen i Haninge kommun som inkom 2026-07-22 och omfattar 403,2 ha.</w:t>
+        <w:t>Detta klagomål behandlar höga naturvärden i avverkningsanmälan Norra skogen i Haninge kommun som inkom 2026-07-23 och omfattar 403,2 ha.</w:t>
       </w:r>
     </w:p>
     <w:p>
@@ -2224,7 +2224,7 @@
     <w:r>
       <w:tab/>
       <w:tab/>
-      <w:t>2026-07-22</w:t>
+      <w:t>2026-07-23</w:t>
       <w:br/>
       <w:br/>
     </w:r>

--- a/klagomål/Norra skogen FSC-klagomål.docx
+++ b/klagomål/Norra skogen FSC-klagomål.docx
@@ -168,7 +168,7 @@
     </w:p>
     <w:p>
       <w:r>
-        <w:t>Detta klagomål behandlar höga naturvärden i avverkningsanmälan Norra skogen i Haninge kommun som inkom 2026-07-23 och omfattar 403,2 ha.</w:t>
+        <w:t>Detta klagomål behandlar höga naturvärden i avverkningsanmälan Norra skogen i Haninge kommun som inkom 2026-07-24 och omfattar 403,2 ha.</w:t>
       </w:r>
     </w:p>
     <w:p>
@@ -2224,7 +2224,7 @@
     <w:r>
       <w:tab/>
       <w:tab/>
-      <w:t>2026-07-23</w:t>
+      <w:t>2026-07-24</w:t>
       <w:br/>
       <w:br/>
     </w:r>

--- a/klagomål/Norra skogen FSC-klagomål.docx
+++ b/klagomål/Norra skogen FSC-klagomål.docx
@@ -168,7 +168,7 @@
     </w:p>
     <w:p>
       <w:r>
-        <w:t>Detta klagomål behandlar höga naturvärden i avverkningsanmälan Norra skogen i Haninge kommun som inkom 2026-07-24 och omfattar 403,2 ha.</w:t>
+        <w:t>Detta klagomål behandlar höga naturvärden i avverkningsanmälan Norra skogen i Haninge kommun som inkom 2026-07-25 och omfattar 403,2 ha.</w:t>
       </w:r>
     </w:p>
     <w:p>
@@ -2224,7 +2224,7 @@
     <w:r>
       <w:tab/>
       <w:tab/>
-      <w:t>2026-07-24</w:t>
+      <w:t>2026-07-25</w:t>
       <w:br/>
       <w:br/>
     </w:r>

--- a/klagomål/Norra skogen FSC-klagomål.docx
+++ b/klagomål/Norra skogen FSC-klagomål.docx
@@ -168,7 +168,7 @@
     </w:p>
     <w:p>
       <w:r>
-        <w:t>Detta klagomål behandlar höga naturvärden i avverkningsanmälan Norra skogen i Haninge kommun som inkom 2026-07-25 och omfattar 403,2 ha.</w:t>
+        <w:t>Detta klagomål behandlar höga naturvärden i avverkningsanmälan Norra skogen i Haninge kommun som inkom 2026-07-26 och omfattar 403,2 ha.</w:t>
       </w:r>
     </w:p>
     <w:p>
@@ -2224,7 +2224,7 @@
     <w:r>
       <w:tab/>
       <w:tab/>
-      <w:t>2026-07-25</w:t>
+      <w:t>2026-07-26</w:t>
       <w:br/>
       <w:br/>
     </w:r>

--- a/klagomål/Norra skogen FSC-klagomål.docx
+++ b/klagomål/Norra skogen FSC-klagomål.docx
@@ -168,7 +168,7 @@
     </w:p>
     <w:p>
       <w:r>
-        <w:t>Detta klagomål behandlar höga naturvärden i avverkningsanmälan Norra skogen i Haninge kommun som inkom 2026-07-26 och omfattar 403,2 ha.</w:t>
+        <w:t>Detta klagomål behandlar höga naturvärden i avverkningsanmälan Norra skogen i Haninge kommun som inkom 2026-07-27 och omfattar 403,2 ha.</w:t>
       </w:r>
     </w:p>
     <w:p>
@@ -2224,7 +2224,7 @@
     <w:r>
       <w:tab/>
       <w:tab/>
-      <w:t>2026-07-26</w:t>
+      <w:t>2026-07-27</w:t>
       <w:br/>
       <w:br/>
     </w:r>

--- a/klagomål/Norra skogen FSC-klagomål.docx
+++ b/klagomål/Norra skogen FSC-klagomål.docx
@@ -168,7 +168,7 @@
     </w:p>
     <w:p>
       <w:r>
-        <w:t>Detta klagomål behandlar höga naturvärden i avverkningsanmälan Norra skogen i Haninge kommun som inkom 2026-07-27 och omfattar 403,2 ha.</w:t>
+        <w:t>Detta klagomål behandlar höga naturvärden i avverkningsanmälan Norra skogen i Haninge kommun som inkom 2026-07-28 och omfattar 403,2 ha.</w:t>
       </w:r>
     </w:p>
     <w:p>
@@ -2224,7 +2224,7 @@
     <w:r>
       <w:tab/>
       <w:tab/>
-      <w:t>2026-07-27</w:t>
+      <w:t>2026-07-28</w:t>
       <w:br/>
       <w:br/>
     </w:r>

--- a/klagomål/Norra skogen FSC-klagomål.docx
+++ b/klagomål/Norra skogen FSC-klagomål.docx
@@ -168,7 +168,7 @@
     </w:p>
     <w:p>
       <w:r>
-        <w:t>Detta klagomål behandlar höga naturvärden i avverkningsanmälan Norra skogen i Haninge kommun som inkom 2026-07-28 och omfattar 403,2 ha.</w:t>
+        <w:t>Detta klagomål behandlar höga naturvärden i avverkningsanmälan Norra skogen i Haninge kommun som inkom 2026-07-29 och omfattar 403,2 ha.</w:t>
       </w:r>
     </w:p>
     <w:p>
@@ -2224,7 +2224,7 @@
     <w:r>
       <w:tab/>
       <w:tab/>
-      <w:t>2026-07-28</w:t>
+      <w:t>2026-07-29</w:t>
       <w:br/>
       <w:br/>
     </w:r>

--- a/klagomål/Norra skogen FSC-klagomål.docx
+++ b/klagomål/Norra skogen FSC-klagomål.docx
@@ -168,7 +168,7 @@
     </w:p>
     <w:p>
       <w:r>
-        <w:t>Detta klagomål behandlar höga naturvärden i avverkningsanmälan Norra skogen i Haninge kommun som inkom 2026-07-29 och omfattar 403,2 ha.</w:t>
+        <w:t>Detta klagomål behandlar höga naturvärden i avverkningsanmälan Norra skogen i Haninge kommun som inkom 2026-07-30 och omfattar 403,2 ha.</w:t>
       </w:r>
     </w:p>
     <w:p>
@@ -2224,7 +2224,7 @@
     <w:r>
       <w:tab/>
       <w:tab/>
-      <w:t>2026-07-29</w:t>
+      <w:t>2026-07-30</w:t>
       <w:br/>
       <w:br/>
     </w:r>

--- a/klagomål/Norra skogen FSC-klagomål.docx
+++ b/klagomål/Norra skogen FSC-klagomål.docx
@@ -168,7 +168,7 @@
     </w:p>
     <w:p>
       <w:r>
-        <w:t>Detta klagomål behandlar höga naturvärden i avverkningsanmälan Norra skogen i Haninge kommun som inkom 2026-07-30 och omfattar 403,2 ha.</w:t>
+        <w:t>Detta klagomål behandlar höga naturvärden i avverkningsanmälan Norra skogen i Haninge kommun som inkom 2026-07-31 och omfattar 403,2 ha.</w:t>
       </w:r>
     </w:p>
     <w:p>
@@ -2224,7 +2224,7 @@
     <w:r>
       <w:tab/>
       <w:tab/>
-      <w:t>2026-07-30</w:t>
+      <w:t>2026-07-31</w:t>
       <w:br/>
       <w:br/>
     </w:r>

--- a/klagomål/Norra skogen FSC-klagomål.docx
+++ b/klagomål/Norra skogen FSC-klagomål.docx
@@ -168,7 +168,7 @@
     </w:p>
     <w:p>
       <w:r>
-        <w:t>Detta klagomål behandlar höga naturvärden i avverkningsanmälan Norra skogen i Haninge kommun som inkom 2026-07-31 och omfattar 403,2 ha.</w:t>
+        <w:t>Detta klagomål behandlar höga naturvärden i avverkningsanmälan Norra skogen i Haninge kommun som inkom 2026-08-01 och omfattar 403,2 ha.</w:t>
       </w:r>
     </w:p>
     <w:p>
@@ -2224,7 +2224,7 @@
     <w:r>
       <w:tab/>
       <w:tab/>
-      <w:t>2026-07-31</w:t>
+      <w:t>2026-08-01</w:t>
       <w:br/>
       <w:br/>
     </w:r>

--- a/klagomål/Norra skogen FSC-klagomål.docx
+++ b/klagomål/Norra skogen FSC-klagomål.docx
@@ -168,7 +168,7 @@
     </w:p>
     <w:p>
       <w:r>
-        <w:t>Detta klagomål behandlar höga naturvärden i avverkningsanmälan Norra skogen i Haninge kommun som inkom 2026-08-01 och omfattar 403,2 ha.</w:t>
+        <w:t>Detta klagomål behandlar höga naturvärden i avverkningsanmälan Norra skogen i Haninge kommun som inkom 2026-08-02 och omfattar 403,2 ha.</w:t>
       </w:r>
     </w:p>
     <w:p>
@@ -2224,7 +2224,7 @@
     <w:r>
       <w:tab/>
       <w:tab/>
-      <w:t>2026-08-01</w:t>
+      <w:t>2026-08-02</w:t>
       <w:br/>
       <w:br/>
     </w:r>

--- a/klagomål/Norra skogen FSC-klagomål.docx
+++ b/klagomål/Norra skogen FSC-klagomål.docx
@@ -168,7 +168,7 @@
     </w:p>
     <w:p>
       <w:r>
-        <w:t>Detta klagomål behandlar höga naturvärden i avverkningsanmälan Norra skogen i Haninge kommun som inkom 2026-08-02 och omfattar 403,2 ha.</w:t>
+        <w:t>Detta klagomål behandlar höga naturvärden i avverkningsanmälan Norra skogen i Haninge kommun som inkom 2026-08-03 och omfattar 403,2 ha.</w:t>
       </w:r>
     </w:p>
     <w:p>
@@ -2224,7 +2224,7 @@
     <w:r>
       <w:tab/>
       <w:tab/>
-      <w:t>2026-08-02</w:t>
+      <w:t>2026-08-03</w:t>
       <w:br/>
       <w:br/>
     </w:r>

--- a/klagomål/Norra skogen FSC-klagomål.docx
+++ b/klagomål/Norra skogen FSC-klagomål.docx
@@ -168,7 +168,7 @@
     </w:p>
     <w:p>
       <w:r>
-        <w:t>Detta klagomål behandlar höga naturvärden i avverkningsanmälan Norra skogen i Haninge kommun som inkom 2026-08-03 och omfattar 403,2 ha.</w:t>
+        <w:t>Detta klagomål behandlar höga naturvärden i avverkningsanmälan Norra skogen i Haninge kommun som inkom 2026-08-06 och omfattar 403,2 ha.</w:t>
       </w:r>
     </w:p>
     <w:p>
@@ -2224,7 +2224,7 @@
     <w:r>
       <w:tab/>
       <w:tab/>
-      <w:t>2026-08-03</w:t>
+      <w:t>2026-08-06</w:t>
       <w:br/>
       <w:br/>
     </w:r>

--- a/klagomål/Norra skogen FSC-klagomål.docx
+++ b/klagomål/Norra skogen FSC-klagomål.docx
@@ -168,7 +168,7 @@
     </w:p>
     <w:p>
       <w:r>
-        <w:t>Detta klagomål behandlar höga naturvärden i avverkningsanmälan Norra skogen i Haninge kommun som inkom 2026-08-06 och omfattar 403,2 ha.</w:t>
+        <w:t>Detta klagomål behandlar höga naturvärden i avverkningsanmälan Norra skogen i Haninge kommun som inkom 2026-08-07 och omfattar 403,2 ha.</w:t>
       </w:r>
     </w:p>
     <w:p>
@@ -2224,7 +2224,7 @@
     <w:r>
       <w:tab/>
       <w:tab/>
-      <w:t>2026-08-06</w:t>
+      <w:t>2026-08-07</w:t>
       <w:br/>
       <w:br/>
     </w:r>

--- a/klagomål/Norra skogen FSC-klagomål.docx
+++ b/klagomål/Norra skogen FSC-klagomål.docx
@@ -168,7 +168,7 @@
     </w:p>
     <w:p>
       <w:r>
-        <w:t>Detta klagomål behandlar höga naturvärden i avverkningsanmälan Norra skogen i Haninge kommun som inkom 2026-08-07 och omfattar 403,2 ha.</w:t>
+        <w:t>Detta klagomål behandlar höga naturvärden i avverkningsanmälan Norra skogen i Haninge kommun som inkom 2026-08-08 och omfattar 403,2 ha.</w:t>
       </w:r>
     </w:p>
     <w:p>
@@ -2224,7 +2224,7 @@
     <w:r>
       <w:tab/>
       <w:tab/>
-      <w:t>2026-08-07</w:t>
+      <w:t>2026-08-08</w:t>
       <w:br/>
       <w:br/>
     </w:r>

--- a/klagomål/Norra skogen FSC-klagomål.docx
+++ b/klagomål/Norra skogen FSC-klagomål.docx
@@ -168,7 +168,7 @@
     </w:p>
     <w:p>
       <w:r>
-        <w:t>Detta klagomål behandlar höga naturvärden i avverkningsanmälan Norra skogen i Haninge kommun som inkom 2026-08-08 och omfattar 403,2 ha.</w:t>
+        <w:t>Detta klagomål behandlar höga naturvärden i avverkningsanmälan Norra skogen i Haninge kommun som inkom 2026-08-09 och omfattar 403,2 ha.</w:t>
       </w:r>
     </w:p>
     <w:p>
@@ -2224,7 +2224,7 @@
     <w:r>
       <w:tab/>
       <w:tab/>
-      <w:t>2026-08-08</w:t>
+      <w:t>2026-08-09</w:t>
       <w:br/>
       <w:br/>
     </w:r>

--- a/klagomål/Norra skogen FSC-klagomål.docx
+++ b/klagomål/Norra skogen FSC-klagomål.docx
@@ -168,7 +168,7 @@
     </w:p>
     <w:p>
       <w:r>
-        <w:t>Detta klagomål behandlar höga naturvärden i avverkningsanmälan Norra skogen i Haninge kommun som inkom 2026-08-09 och omfattar 403,2 ha.</w:t>
+        <w:t>Detta klagomål behandlar höga naturvärden i avverkningsanmälan Norra skogen i Haninge kommun som inkom 2026-08-10 och omfattar 403,2 ha.</w:t>
       </w:r>
     </w:p>
     <w:p>
@@ -2224,7 +2224,7 @@
     <w:r>
       <w:tab/>
       <w:tab/>
-      <w:t>2026-08-09</w:t>
+      <w:t>2026-08-10</w:t>
       <w:br/>
       <w:br/>
     </w:r>

--- a/klagomål/Norra skogen FSC-klagomål.docx
+++ b/klagomål/Norra skogen FSC-klagomål.docx
@@ -168,7 +168,7 @@
     </w:p>
     <w:p>
       <w:r>
-        <w:t>Detta klagomål behandlar höga naturvärden i avverkningsanmälan Norra skogen i Haninge kommun som inkom 2026-08-10 och omfattar 403,2 ha.</w:t>
+        <w:t>Detta klagomål behandlar höga naturvärden i avverkningsanmälan Norra skogen i Haninge kommun som inkom 2026-08-11 och omfattar 403,2 ha.</w:t>
       </w:r>
     </w:p>
     <w:p>
@@ -2224,7 +2224,7 @@
     <w:r>
       <w:tab/>
       <w:tab/>
-      <w:t>2026-08-10</w:t>
+      <w:t>2026-08-11</w:t>
       <w:br/>
       <w:br/>
     </w:r>

--- a/klagomål/Norra skogen FSC-klagomål.docx
+++ b/klagomål/Norra skogen FSC-klagomål.docx
@@ -168,7 +168,7 @@
     </w:p>
     <w:p>
       <w:r>
-        <w:t>Detta klagomål behandlar höga naturvärden i avverkningsanmälan Norra skogen i Haninge kommun som inkom 2026-08-11 och omfattar 403,2 ha.</w:t>
+        <w:t>Detta klagomål behandlar höga naturvärden i avverkningsanmälan Norra skogen i Haninge kommun som inkom 2026-08-12 och omfattar 403,2 ha.</w:t>
       </w:r>
     </w:p>
     <w:p>
@@ -2224,7 +2224,7 @@
     <w:r>
       <w:tab/>
       <w:tab/>
-      <w:t>2026-08-11</w:t>
+      <w:t>2026-08-12</w:t>
       <w:br/>
       <w:br/>
     </w:r>

--- a/klagomål/Norra skogen FSC-klagomål.docx
+++ b/klagomål/Norra skogen FSC-klagomål.docx
@@ -168,7 +168,7 @@
     </w:p>
     <w:p>
       <w:r>
-        <w:t>Detta klagomål behandlar höga naturvärden i avverkningsanmälan Norra skogen i Haninge kommun som inkom 2026-08-12 och omfattar 403,2 ha.</w:t>
+        <w:t>Detta klagomål behandlar höga naturvärden i avverkningsanmälan Norra skogen i Haninge kommun som inkom 2026-08-13 och omfattar 403,2 ha.</w:t>
       </w:r>
     </w:p>
     <w:p>
@@ -2224,7 +2224,7 @@
     <w:r>
       <w:tab/>
       <w:tab/>
-      <w:t>2026-08-12</w:t>
+      <w:t>2026-08-13</w:t>
       <w:br/>
       <w:br/>
     </w:r>

--- a/klagomål/Norra skogen FSC-klagomål.docx
+++ b/klagomål/Norra skogen FSC-klagomål.docx
@@ -168,7 +168,7 @@
     </w:p>
     <w:p>
       <w:r>
-        <w:t>Detta klagomål behandlar höga naturvärden i avverkningsanmälan Norra skogen i Haninge kommun som inkom 2026-08-13 och omfattar 403,2 ha.</w:t>
+        <w:t>Detta klagomål behandlar höga naturvärden i avverkningsanmälan Norra skogen i Haninge kommun som inkom 2026-08-14 och omfattar 403,2 ha.</w:t>
       </w:r>
     </w:p>
     <w:p>
@@ -2224,7 +2224,7 @@
     <w:r>
       <w:tab/>
       <w:tab/>
-      <w:t>2026-08-13</w:t>
+      <w:t>2026-08-14</w:t>
       <w:br/>
       <w:br/>
     </w:r>

--- a/klagomål/Norra skogen FSC-klagomål.docx
+++ b/klagomål/Norra skogen FSC-klagomål.docx
@@ -168,7 +168,7 @@
     </w:p>
     <w:p>
       <w:r>
-        <w:t>Detta klagomål behandlar höga naturvärden i avverkningsanmälan Norra skogen i Haninge kommun som inkom 2026-08-14 och omfattar 403,2 ha.</w:t>
+        <w:t>Detta klagomål behandlar höga naturvärden i avverkningsanmälan Norra skogen i Haninge kommun som inkom 2026-08-15 och omfattar 403,2 ha.</w:t>
       </w:r>
     </w:p>
     <w:p>
@@ -216,7 +216,7 @@
         <w:spacing w:after="240"/>
       </w:pPr>
       <w:r>
-        <w:t>Figur 1. Fyndplatser för naturvårdsarter i och inom 24 meter från avverkningsanmälan. Markörer utan svart kant är placerade på fyndplatsen. Markörer med svart kant är placerade vid sidan av fyndplatsen har ett svart streck som visar fyndplatsens exakta position. Kartans mittpunktskoordinat är N 6555024, E 697914 i SWEREF 99 TM.</w:t>
+        <w:t>Figur 1. Fyndplatser för naturvårdsarter i och inom 24 meter från avverkningsanmälan. Markörer utan svart kant är placerade på fyndplatsen. Markörer med svart kant är placerade vid sidan av fyndplatsen och har ett svart streck som visar fyndplatsens exakta position. Kartans mittpunktskoordinat är N 6555024, E 697914 i SWEREF 99 TM.</w:t>
       </w:r>
     </w:p>
     <w:p>
@@ -2224,7 +2224,7 @@
     <w:r>
       <w:tab/>
       <w:tab/>
-      <w:t>2026-08-14</w:t>
+      <w:t>2026-08-15</w:t>
       <w:br/>
       <w:br/>
     </w:r>

--- a/klagomål/Norra skogen FSC-klagomål.docx
+++ b/klagomål/Norra skogen FSC-klagomål.docx
@@ -168,7 +168,7 @@
     </w:p>
     <w:p>
       <w:r>
-        <w:t>Detta klagomål behandlar höga naturvärden i avverkningsanmälan Norra skogen i Haninge kommun som inkom 2026-08-15 och omfattar 403,2 ha.</w:t>
+        <w:t>Detta klagomål behandlar höga naturvärden i avverkningsanmälan Norra skogen i Haninge kommun som inkom 2026-08-16 och omfattar 403,2 ha.</w:t>
       </w:r>
     </w:p>
     <w:p>
@@ -2224,7 +2224,7 @@
     <w:r>
       <w:tab/>
       <w:tab/>
-      <w:t>2026-08-15</w:t>
+      <w:t>2026-08-16</w:t>
       <w:br/>
       <w:br/>
     </w:r>

--- a/klagomål/Norra skogen FSC-klagomål.docx
+++ b/klagomål/Norra skogen FSC-klagomål.docx
@@ -168,7 +168,7 @@
     </w:p>
     <w:p>
       <w:r>
-        <w:t>Detta klagomål behandlar höga naturvärden i avverkningsanmälan Norra skogen i Haninge kommun som inkom 2026-08-16 och omfattar 403,2 ha.</w:t>
+        <w:t>Detta klagomål behandlar höga naturvärden i avverkningsanmälan Norra skogen i Haninge kommun som inkom 2026-08-17 och omfattar 403,2 ha.</w:t>
       </w:r>
     </w:p>
     <w:p>
@@ -2224,7 +2224,7 @@
     <w:r>
       <w:tab/>
       <w:tab/>
-      <w:t>2026-08-16</w:t>
+      <w:t>2026-08-17</w:t>
       <w:br/>
       <w:br/>
     </w:r>

--- a/klagomål/Norra skogen FSC-klagomål.docx
+++ b/klagomål/Norra skogen FSC-klagomål.docx
@@ -168,7 +168,7 @@
     </w:p>
     <w:p>
       <w:r>
-        <w:t>Detta klagomål behandlar höga naturvärden i avverkningsanmälan Norra skogen i Haninge kommun som inkom 2026-08-17 och omfattar 403,2 ha.</w:t>
+        <w:t>Detta klagomål behandlar höga naturvärden i avverkningsanmälan Norra skogen i Haninge kommun som inkom 2026-08-18 och omfattar 403,2 ha.</w:t>
       </w:r>
     </w:p>
     <w:p>
@@ -2224,7 +2224,7 @@
     <w:r>
       <w:tab/>
       <w:tab/>
-      <w:t>2026-08-17</w:t>
+      <w:t>2026-08-18</w:t>
       <w:br/>
       <w:br/>
     </w:r>

--- a/klagomål/Norra skogen FSC-klagomål.docx
+++ b/klagomål/Norra skogen FSC-klagomål.docx
@@ -168,7 +168,7 @@
     </w:p>
     <w:p>
       <w:r>
-        <w:t>Detta klagomål behandlar höga naturvärden i avverkningsanmälan Norra skogen i Haninge kommun som inkom 2026-08-18 och omfattar 403,2 ha.</w:t>
+        <w:t>Detta klagomål behandlar höga naturvärden i avverkningsanmälan Norra skogen i Haninge kommun som inkom 2026-08-19 och omfattar 403,2 ha.</w:t>
       </w:r>
     </w:p>
     <w:p>
@@ -2224,7 +2224,7 @@
     <w:r>
       <w:tab/>
       <w:tab/>
-      <w:t>2026-08-18</w:t>
+      <w:t>2026-08-19</w:t>
       <w:br/>
       <w:br/>
     </w:r>

--- a/klagomål/Norra skogen FSC-klagomål.docx
+++ b/klagomål/Norra skogen FSC-klagomål.docx
@@ -168,7 +168,7 @@
     </w:p>
     <w:p>
       <w:r>
-        <w:t>Detta klagomål behandlar höga naturvärden i avverkningsanmälan Norra skogen i Haninge kommun som inkom 2026-08-19 och omfattar 403,2 ha.</w:t>
+        <w:t>Detta klagomål behandlar höga naturvärden i avverkningsanmälan Norra skogen i Haninge kommun som inkom 2026-08-20 och omfattar 403,2 ha.</w:t>
       </w:r>
     </w:p>
     <w:p>
@@ -2224,7 +2224,7 @@
     <w:r>
       <w:tab/>
       <w:tab/>
-      <w:t>2026-08-19</w:t>
+      <w:t>2026-08-20</w:t>
       <w:br/>
       <w:br/>
     </w:r>

--- a/klagomål/Norra skogen FSC-klagomål.docx
+++ b/klagomål/Norra skogen FSC-klagomål.docx
@@ -168,7 +168,7 @@
     </w:p>
     <w:p>
       <w:r>
-        <w:t>Detta klagomål behandlar höga naturvärden i avverkningsanmälan Norra skogen i Haninge kommun som inkom 2026-08-20 och omfattar 403,2 ha.</w:t>
+        <w:t>Detta klagomål behandlar höga naturvärden i avverkningsanmälan Norra skogen i Haninge kommun som inkom 2026-08-21 och omfattar 403,2 ha.</w:t>
       </w:r>
     </w:p>
     <w:p>
@@ -178,7 +178,7 @@
       <w:r>
         <w:drawing>
           <wp:inline xmlns:a="http://schemas.openxmlformats.org/drawingml/2006/main" xmlns:pic="http://schemas.openxmlformats.org/drawingml/2006/picture">
-            <wp:extent cx="5260339" cy="5724000"/>
+            <wp:extent cx="5262609" cy="5724000"/>
             <wp:docPr id="1" name="Picture 1"/>
             <wp:cNvGraphicFramePr>
               <a:graphicFrameLocks noChangeAspect="1"/>
@@ -199,7 +199,7 @@
                   <pic:spPr>
                     <a:xfrm>
                       <a:off x="0" y="0"/>
-                      <a:ext cx="5260339" cy="5724000"/>
+                      <a:ext cx="5262609" cy="5724000"/>
                     </a:xfrm>
                     <a:prstGeom prst="rect"/>
                   </pic:spPr>
@@ -221,7 +221,7 @@
     </w:p>
     <w:p>
       <w:r>
-        <w:t>I och inom 24 meter från avverkningsanmälan finns fynd av 68 naturvårdsarter, varav 29 är rödlistade, 25 är fridlysta, 35 är typiska (T) och 25 är signalarter (S): ejder (EN, §4), grangråticka (VU, T), gråtrut (VU, §4), rotfingersvamp (VU), dofttaggsvamp (NT, T), drillsnäppa (NT, §4), dropptaggsvamp (NT, T), fjällig taggsvamp s.str. (NT), flattoppad klubbsvamp (NT), fyrflikig jordstjärna (NT, T), grantaggsvamp (NT), grönhjon (NT), gulsparv (NT, §4), jungfrulin (NT), kandelabersvamp (NT, T), kattfotslav (NT, T), kricka (NT, §4), mindre hackspett (NT, T, §4), motaggsvamp (NT, T), orange taggsvamp (NT, T), reliktbock (NT, T), silltrut (NT, §4), skarp dropptaggsvamp (NT), sädesärla (NT, §4), sårläka (NT, T), tallticka (NT, T), ullticka (NT, T), vedskivlav (NT, T), vedtrappmossa (NT, T), barkticka (S, T), björksplintborre (S), blodticka (S, T), blomkålssvamp (S), blåmossa (S, T), bronshjon (S, T), granbarkgnagare (S, T), grovticka (S, T), grönpyrola (S, T), jättesvampmal (S), korallrot (S, T, §8), mindre märgborre (S, T), platt fjädermossa (S, T), rödgul trumpetsvamp (S), skogsknipprot (S, T, §8), stor aspticka (S, T), strutbräken (S, T), stubbspretmossa (S, T), svavelriska (S), trådticka (S, T), tvåblad (S, §8), vedticka (S, T), västlig hakmossa (S), vågbandad barkbock (S), zontaggsvamp (S), blåsippa (T, §9), nattskärra (T, §4), spillkråka (T, §4), tjäder (T, §4), fiskgjuse (§4), gröngöling (§4), grönsiska (§4), havsörn (§4), kungsfågel (§4), orre (§4), svartvit flugsnappare (§4), trana (§4), törnskata (§4) och fläcknycklar (§8). Se Figur 1.</w:t>
+        <w:t>I och inom 24 meter från avverkningsanmälan finns fynd av 69 naturvårdsarter, varav 29 är rödlistade, 26 är fridlysta, 35 är typiska (T) och 25 är signalarter (S): ejder (EN, §4), grangråticka (VU, T), gråtrut (VU, §4), rotfingersvamp (VU), dofttaggsvamp (NT, T), drillsnäppa (NT, §4), dropptaggsvamp (NT, T), fjällig taggsvamp s.str. (NT), flattoppad klubbsvamp (NT), fyrflikig jordstjärna (NT, T), grantaggsvamp (NT), grönhjon (NT), gulsparv (NT, §4), jungfrulin (NT), kandelabersvamp (NT, T), kattfotslav (NT, T), kricka (NT, §4), mindre hackspett (NT, T, §4), motaggsvamp (NT, T), orange taggsvamp (NT, T), reliktbock (NT, T), silltrut (NT, §4), skarp dropptaggsvamp (NT), sädesärla (NT, §4), sårläka (NT, T), tallticka (NT, T), ullticka (NT, T), vedskivlav (NT, T), vedtrappmossa (NT, T), barkticka (S, T), björksplintborre (S), blodticka (S, T), blomkålssvamp (S), blåmossa (S, T), bronshjon (S, T), granbarkgnagare (S, T), grovticka (S, T), grönpyrola (S, T), jättesvampmal (S), korallrot (S, T, §8), mindre märgborre (S, T), platt fjädermossa (S, T), rödgul trumpetsvamp (S), skogsknipprot (S, T, §8), stor aspticka (S, T), strutbräken (S, T), stubbspretmossa (S, T), svavelriska (S), trådticka (S, T), tvåblad (S, §8), vedticka (S, T), västlig hakmossa (S), vågbandad barkbock (S), zontaggsvamp (S), blåsippa (T, §9), nattskärra (T, §4), spillkråka (T, §4), tjäder (T, §4), fiskgjuse (§4), gröngöling (§4), grönsiska (§4), havsörn (§4), kungsfågel (§4), orre (§4), svartvit flugsnappare (§4), trana (§4), törnskata (§4), fläcknycklar (§8) och gullviva (§9). Se Figur 1.</w:t>
       </w:r>
     </w:p>
     <w:p>
@@ -1280,6 +1280,35 @@
       </w:r>
     </w:p>
     <w:p>
+      <w:r>
+        <w:rPr>
+          <w:b/>
+        </w:rPr>
+        <w:t>Gullviva (§9)</w:t>
+      </w:r>
+      <w:r>
+        <w:t xml:space="preserve"> är värdväxt för bland annat den rödlistade och sällsynta fjärilen gullvivefjäril (VU) samt typisk art för </w:t>
+      </w:r>
+      <w:r>
+        <w:rPr>
+          <w:i/>
+        </w:rPr>
+        <w:t xml:space="preserve">9070 Trädklädd betesmark, 6530 Lövängar, 6510 Slåtterängar i låglandet </w:t>
+      </w:r>
+      <w:r>
+        <w:t>och</w:t>
+      </w:r>
+      <w:r>
+        <w:rPr>
+          <w:i/>
+        </w:rPr>
+        <w:t xml:space="preserve"> 6270 Silikatgräsmarker</w:t>
+      </w:r>
+      <w:r>
+        <w:t xml:space="preserve"> (SLU Artdatabanken, 2025).</w:t>
+      </w:r>
+    </w:p>
+    <w:p>
       <w:pPr>
         <w:pStyle w:val="Heading1"/>
       </w:pPr>
@@ -1422,7 +1451,7 @@
         <w:rPr>
           <w:i/>
         </w:rPr>
-        <w:t>I det avverkningsanmälda skogsområdet har 68 naturvårdsarter varav 29 rödlistade arter sina livsmiljöer och växtplatser.</w:t>
+        <w:t>I det avverkningsanmälda skogsområdet har 69 naturvårdsarter varav 29 rödlistade arter sina livsmiljöer och växtplatser.</w:t>
       </w:r>
     </w:p>
     <w:p>
@@ -2224,7 +2253,7 @@
     <w:r>
       <w:tab/>
       <w:tab/>
-      <w:t>2026-08-20</w:t>
+      <w:t>2026-08-21</w:t>
       <w:br/>
       <w:br/>
     </w:r>

--- a/klagomål/Norra skogen FSC-klagomål.docx
+++ b/klagomål/Norra skogen FSC-klagomål.docx
@@ -168,7 +168,7 @@
     </w:p>
     <w:p>
       <w:r>
-        <w:t>Detta klagomål behandlar höga naturvärden i avverkningsanmälan Norra skogen i Haninge kommun som inkom 2026-08-21 och omfattar 403,2 ha.</w:t>
+        <w:t>Detta klagomål behandlar höga naturvärden i avverkningsanmälan Norra skogen i Haninge kommun som inkom 2026-08-22 och omfattar 403,2 ha.</w:t>
       </w:r>
     </w:p>
     <w:p>
@@ -2253,7 +2253,7 @@
     <w:r>
       <w:tab/>
       <w:tab/>
-      <w:t>2026-08-21</w:t>
+      <w:t>2026-08-22</w:t>
       <w:br/>
       <w:br/>
     </w:r>

--- a/klagomål/Norra skogen FSC-klagomål.docx
+++ b/klagomål/Norra skogen FSC-klagomål.docx
@@ -168,7 +168,7 @@
     </w:p>
     <w:p>
       <w:r>
-        <w:t>Detta klagomål behandlar höga naturvärden i avverkningsanmälan Norra skogen i Haninge kommun som inkom 2026-08-22 och omfattar 403,2 ha.</w:t>
+        <w:t>Detta klagomål behandlar höga naturvärden i avverkningsanmälan Norra skogen i Haninge kommun som inkom 2026-08-23 och omfattar 403,2 ha.</w:t>
       </w:r>
     </w:p>
     <w:p>
@@ -2253,7 +2253,7 @@
     <w:r>
       <w:tab/>
       <w:tab/>
-      <w:t>2026-08-22</w:t>
+      <w:t>2026-08-23</w:t>
       <w:br/>
       <w:br/>
     </w:r>

--- a/klagomål/Norra skogen FSC-klagomål.docx
+++ b/klagomål/Norra skogen FSC-klagomål.docx
@@ -168,7 +168,7 @@
     </w:p>
     <w:p>
       <w:r>
-        <w:t>Detta klagomål behandlar höga naturvärden i avverkningsanmälan Norra skogen i Haninge kommun som inkom 2026-08-23 och omfattar 403,2 ha.</w:t>
+        <w:t>Detta klagomål behandlar höga naturvärden i avverkningsanmälan Norra skogen i Haninge kommun som inkom 2026-08-24 och omfattar 403,2 ha.</w:t>
       </w:r>
     </w:p>
     <w:p>
@@ -2253,7 +2253,7 @@
     <w:r>
       <w:tab/>
       <w:tab/>
-      <w:t>2026-08-23</w:t>
+      <w:t>2026-08-24</w:t>
       <w:br/>
       <w:br/>
     </w:r>

--- a/klagomål/Norra skogen FSC-klagomål.docx
+++ b/klagomål/Norra skogen FSC-klagomål.docx
@@ -168,7 +168,7 @@
     </w:p>
     <w:p>
       <w:r>
-        <w:t>Detta klagomål behandlar höga naturvärden i avverkningsanmälan Norra skogen i Haninge kommun som inkom 2026-08-24 och omfattar 403,2 ha.</w:t>
+        <w:t>Detta klagomål behandlar höga naturvärden i avverkningsanmälan Norra skogen i Haninge kommun som inkom 2026-08-25 och omfattar 403,2 ha.</w:t>
       </w:r>
     </w:p>
     <w:p>
@@ -2253,7 +2253,7 @@
     <w:r>
       <w:tab/>
       <w:tab/>
-      <w:t>2026-08-24</w:t>
+      <w:t>2026-08-25</w:t>
       <w:br/>
       <w:br/>
     </w:r>

--- a/klagomål/Norra skogen FSC-klagomål.docx
+++ b/klagomål/Norra skogen FSC-klagomål.docx
@@ -168,7 +168,7 @@
     </w:p>
     <w:p>
       <w:r>
-        <w:t>Detta klagomål behandlar höga naturvärden i avverkningsanmälan Norra skogen i Haninge kommun som inkom 2026-08-25 och omfattar 403,2 ha.</w:t>
+        <w:t>Detta klagomål behandlar höga naturvärden i avverkningsanmälan Norra skogen i Haninge kommun som inkom 2026-08-26 och omfattar 403,2 ha.</w:t>
       </w:r>
     </w:p>
     <w:p>
@@ -2253,7 +2253,7 @@
     <w:r>
       <w:tab/>
       <w:tab/>
-      <w:t>2026-08-25</w:t>
+      <w:t>2026-08-26</w:t>
       <w:br/>
       <w:br/>
     </w:r>

--- a/klagomål/Norra skogen FSC-klagomål.docx
+++ b/klagomål/Norra skogen FSC-klagomål.docx
@@ -168,7 +168,7 @@
     </w:p>
     <w:p>
       <w:r>
-        <w:t>Detta klagomål behandlar höga naturvärden i avverkningsanmälan Norra skogen i Haninge kommun som inkom 2026-08-26 och omfattar 403,2 ha.</w:t>
+        <w:t>Detta klagomål behandlar höga naturvärden i avverkningsanmälan Norra skogen i Haninge kommun som inkom 2026-08-27 och omfattar 403,2 ha.</w:t>
       </w:r>
     </w:p>
     <w:p>
@@ -2253,7 +2253,7 @@
     <w:r>
       <w:tab/>
       <w:tab/>
-      <w:t>2026-08-26</w:t>
+      <w:t>2026-08-27</w:t>
       <w:br/>
       <w:br/>
     </w:r>

--- a/klagomål/Norra skogen FSC-klagomål.docx
+++ b/klagomål/Norra skogen FSC-klagomål.docx
@@ -168,7 +168,7 @@
     </w:p>
     <w:p>
       <w:r>
-        <w:t>Detta klagomål behandlar höga naturvärden i avverkningsanmälan Norra skogen i Haninge kommun som inkom 2026-08-27 och omfattar 403,2 ha.</w:t>
+        <w:t>Detta klagomål behandlar höga naturvärden i avverkningsanmälan Norra skogen i Haninge kommun som inkom 2026-08-28 och omfattar 403,2 ha.</w:t>
       </w:r>
     </w:p>
     <w:p>
@@ -2253,7 +2253,7 @@
     <w:r>
       <w:tab/>
       <w:tab/>
-      <w:t>2026-08-27</w:t>
+      <w:t>2026-08-28</w:t>
       <w:br/>
       <w:br/>
     </w:r>

--- a/klagomål/Norra skogen FSC-klagomål.docx
+++ b/klagomål/Norra skogen FSC-klagomål.docx
@@ -168,7 +168,7 @@
     </w:p>
     <w:p>
       <w:r>
-        <w:t>Detta klagomål behandlar höga naturvärden i avverkningsanmälan Norra skogen i Haninge kommun som inkom 2026-08-28 och omfattar 403,2 ha.</w:t>
+        <w:t>Detta klagomål behandlar höga naturvärden i avverkningsanmälan Norra skogen i Haninge kommun som inkom 2026-08-29 och omfattar 403,2 ha.</w:t>
       </w:r>
     </w:p>
     <w:p>
@@ -2253,7 +2253,7 @@
     <w:r>
       <w:tab/>
       <w:tab/>
-      <w:t>2026-08-28</w:t>
+      <w:t>2026-08-29</w:t>
       <w:br/>
       <w:br/>
     </w:r>

--- a/klagomål/Norra skogen FSC-klagomål.docx
+++ b/klagomål/Norra skogen FSC-klagomål.docx
@@ -168,7 +168,7 @@
     </w:p>
     <w:p>
       <w:r>
-        <w:t>Detta klagomål behandlar höga naturvärden i avverkningsanmälan Norra skogen i Haninge kommun som inkom 2026-08-29 och omfattar 403,2 ha.</w:t>
+        <w:t>Detta klagomål behandlar höga naturvärden i avverkningsanmälan Norra skogen i Haninge kommun som inkom 2026-08-31 och omfattar 403,2 ha.</w:t>
       </w:r>
     </w:p>
     <w:p>
@@ -2253,7 +2253,7 @@
     <w:r>
       <w:tab/>
       <w:tab/>
-      <w:t>2026-08-29</w:t>
+      <w:t>2026-08-31</w:t>
       <w:br/>
       <w:br/>
     </w:r>

--- a/klagomål/Norra skogen FSC-klagomål.docx
+++ b/klagomål/Norra skogen FSC-klagomål.docx
@@ -168,7 +168,7 @@
     </w:p>
     <w:p>
       <w:r>
-        <w:t>Detta klagomål behandlar höga naturvärden i avverkningsanmälan Norra skogen i Haninge kommun som inkom 2026-08-31 och omfattar 403,2 ha.</w:t>
+        <w:t>Detta klagomål behandlar höga naturvärden i avverkningsanmälan Norra skogen i Haninge kommun som inkom 2026-09-01 och omfattar 403,2 ha.</w:t>
       </w:r>
     </w:p>
     <w:p>
@@ -2253,7 +2253,7 @@
     <w:r>
       <w:tab/>
       <w:tab/>
-      <w:t>2026-08-31</w:t>
+      <w:t>2026-09-01</w:t>
       <w:br/>
       <w:br/>
     </w:r>

--- a/klagomål/Norra skogen FSC-klagomål.docx
+++ b/klagomål/Norra skogen FSC-klagomål.docx
@@ -168,7 +168,7 @@
     </w:p>
     <w:p>
       <w:r>
-        <w:t>Detta klagomål behandlar höga naturvärden i avverkningsanmälan Norra skogen i Haninge kommun som inkom 2026-09-01 och omfattar 403,2 ha.</w:t>
+        <w:t>Detta klagomål behandlar höga naturvärden i avverkningsanmälan Norra skogen i Haninge kommun som inkom 2026-09-02 och omfattar 403,2 ha.</w:t>
       </w:r>
     </w:p>
     <w:p>
@@ -2253,7 +2253,7 @@
     <w:r>
       <w:tab/>
       <w:tab/>
-      <w:t>2026-09-01</w:t>
+      <w:t>2026-09-02</w:t>
       <w:br/>
       <w:br/>
     </w:r>

--- a/klagomål/Norra skogen FSC-klagomål.docx
+++ b/klagomål/Norra skogen FSC-klagomål.docx
@@ -168,7 +168,7 @@
     </w:p>
     <w:p>
       <w:r>
-        <w:t>Detta klagomål behandlar höga naturvärden i avverkningsanmälan Norra skogen i Haninge kommun som inkom 2026-09-02 och omfattar 403,2 ha.</w:t>
+        <w:t>Detta klagomål behandlar höga naturvärden i avverkningsanmälan Norra skogen i Haninge kommun som inkom 2026-09-03 och omfattar 403,2 ha.</w:t>
       </w:r>
     </w:p>
     <w:p>
@@ -2253,7 +2253,7 @@
     <w:r>
       <w:tab/>
       <w:tab/>
-      <w:t>2026-09-02</w:t>
+      <w:t>2026-09-03</w:t>
       <w:br/>
       <w:br/>
     </w:r>

--- a/klagomål/Norra skogen FSC-klagomål.docx
+++ b/klagomål/Norra skogen FSC-klagomål.docx
@@ -168,7 +168,7 @@
     </w:p>
     <w:p>
       <w:r>
-        <w:t>Detta klagomål behandlar höga naturvärden i avverkningsanmälan Norra skogen i Haninge kommun som inkom 2026-09-03 och omfattar 403,2 ha.</w:t>
+        <w:t>Detta klagomål behandlar höga naturvärden i avverkningsanmälan Norra skogen i Haninge kommun som inkom 2026-09-04 och omfattar 403,2 ha.</w:t>
       </w:r>
     </w:p>
     <w:p>
@@ -2253,7 +2253,7 @@
     <w:r>
       <w:tab/>
       <w:tab/>
-      <w:t>2026-09-03</w:t>
+      <w:t>2026-09-04</w:t>
       <w:br/>
       <w:br/>
     </w:r>

--- a/klagomål/Norra skogen FSC-klagomål.docx
+++ b/klagomål/Norra skogen FSC-klagomål.docx
@@ -168,7 +168,7 @@
     </w:p>
     <w:p>
       <w:r>
-        <w:t>Detta klagomål behandlar höga naturvärden i avverkningsanmälan Norra skogen i Haninge kommun som inkom 2026-09-04 och omfattar 403,2 ha.</w:t>
+        <w:t>Detta klagomål behandlar höga naturvärden i avverkningsanmälan Norra skogen i Haninge kommun som inkom 2026-09-05 och omfattar 403,2 ha.</w:t>
       </w:r>
     </w:p>
     <w:p>
@@ -2253,7 +2253,7 @@
     <w:r>
       <w:tab/>
       <w:tab/>
-      <w:t>2026-09-04</w:t>
+      <w:t>2026-09-05</w:t>
       <w:br/>
       <w:br/>
     </w:r>

--- a/klagomål/Norra skogen FSC-klagomål.docx
+++ b/klagomål/Norra skogen FSC-klagomål.docx
@@ -168,7 +168,7 @@
     </w:p>
     <w:p>
       <w:r>
-        <w:t>Detta klagomål behandlar höga naturvärden i avverkningsanmälan Norra skogen i Haninge kommun som inkom 2026-09-05 och omfattar 403,2 ha.</w:t>
+        <w:t>Detta klagomål behandlar höga naturvärden i avverkningsanmälan Norra skogen i Haninge kommun som inkom 2026-09-06 och omfattar 403,2 ha.</w:t>
       </w:r>
     </w:p>
     <w:p>
@@ -2253,7 +2253,7 @@
     <w:r>
       <w:tab/>
       <w:tab/>
-      <w:t>2026-09-05</w:t>
+      <w:t>2026-09-06</w:t>
       <w:br/>
       <w:br/>
     </w:r>

--- a/klagomål/Norra skogen FSC-klagomål.docx
+++ b/klagomål/Norra skogen FSC-klagomål.docx
@@ -168,7 +168,7 @@
     </w:p>
     <w:p>
       <w:r>
-        <w:t>Detta klagomål behandlar höga naturvärden i avverkningsanmälan Norra skogen i Haninge kommun som inkom 2026-09-06 och omfattar 403,2 ha.</w:t>
+        <w:t>Detta klagomål behandlar höga naturvärden i avverkningsanmälan Norra skogen i Haninge kommun som inkom 2026-09-07 och omfattar 403,2 ha.</w:t>
       </w:r>
     </w:p>
     <w:p>
@@ -2253,7 +2253,7 @@
     <w:r>
       <w:tab/>
       <w:tab/>
-      <w:t>2026-09-06</w:t>
+      <w:t>2026-09-07</w:t>
       <w:br/>
       <w:br/>
     </w:r>
